--- a/data/revised_2026-10_full/outputs/v2/Physics/SS3.4_Electrostatics/Physics_Electrostatics_CBE_LessonSequence.docx
+++ b/data/revised_2026-10_full/outputs/v2/Physics/SS3.4_Electrostatics/Physics_Electrostatics_CBE_LessonSequence.docx
@@ -2838,7 +2838,7 @@
         </w:rPr>
         <w:t xml:space="preserve">© 2026 SeaVuria and ARES. This work is licensed under a </w:t>
       </w:r>
-      <w:hyperlink w:history="1" r:id="rIdn_itbylftihiecp2_p4of">
+      <w:hyperlink w:history="1" r:id="rIddo1k-cnldwzyypd3mroyq">
         <w:r>
           <w:rPr>
             <w:rFonts w:ascii="Arial" w:cs="Arial" w:eastAsia="Arial" w:hAnsi="Arial"/>
@@ -2858,7 +2858,7 @@
         </w:rPr>
         <w:t xml:space="preserve"> (</w:t>
       </w:r>
-      <w:hyperlink w:history="1" r:id="rId-juytrvjj6rqsx6c3cvem">
+      <w:hyperlink w:history="1" r:id="rIdlnhznh2atbjdtxnues1uc">
         <w:r>
           <w:rPr>
             <w:rFonts w:ascii="Arial" w:cs="Arial" w:eastAsia="Arial" w:hAnsi="Arial"/>
@@ -2878,7 +2878,7 @@
         </w:rPr>
         <w:t xml:space="preserve">). To view a copy of this license, visit </w:t>
       </w:r>
-      <w:hyperlink w:history="1" r:id="rId_oa8v8ohj4db-ncwiok5w">
+      <w:hyperlink w:history="1" r:id="rIdeovnuck2er0obicarp1ka">
         <w:r>
           <w:rPr>
             <w:rFonts w:ascii="Arial" w:cs="Arial" w:eastAsia="Arial" w:hAnsi="Arial"/>
@@ -3917,7 +3917,7 @@
             <w:pPr>
               <w:spacing w:after="20" w:before="0"/>
             </w:pPr>
-            <w:hyperlink w:history="1" r:id="rId4ydpcn9dd4kooxrxotvdz">
+            <w:hyperlink w:history="1" r:id="rId6wqlj_wlob1e8zhfisr3a">
               <w:r>
                 <w:rPr>
                   <w:rFonts w:ascii="Arial" w:cs="Arial" w:eastAsia="Arial" w:hAnsi="Arial"/>
@@ -3950,7 +3950,7 @@
               <w:spacing w:after="10" w:before="0"/>
               <w:ind w:left="120"/>
             </w:pPr>
-            <w:hyperlink w:history="1" r:id="rIdzimfoq8qsvvofvotvfewc">
+            <w:hyperlink w:history="1" r:id="rId_djoqlhlkwc6_ci1fq-ht">
               <w:r>
                 <w:rPr>
                   <w:rFonts w:ascii="Arial" w:cs="Arial" w:eastAsia="Arial" w:hAnsi="Arial"/>
@@ -3995,7 +3995,7 @@
             <w:pPr>
               <w:spacing w:after="20" w:before="0"/>
             </w:pPr>
-            <w:hyperlink w:history="1" r:id="rId6aoncpzk8kaa_is-vggdu">
+            <w:hyperlink w:history="1" r:id="rIdr_pdhg8_sa-kf4ckf_mej">
               <w:r>
                 <w:rPr>
                   <w:rFonts w:ascii="Arial" w:cs="Arial" w:eastAsia="Arial" w:hAnsi="Arial"/>
@@ -4028,7 +4028,7 @@
               <w:spacing w:after="10" w:before="0"/>
               <w:ind w:left="120"/>
             </w:pPr>
-            <w:hyperlink w:history="1" r:id="rIdgn23krsby1fyprhs-sbuy">
+            <w:hyperlink w:history="1" r:id="rIdvlbni6dz-wftyhq8zdgez">
               <w:r>
                 <w:rPr>
                   <w:rFonts w:ascii="Arial" w:cs="Arial" w:eastAsia="Arial" w:hAnsi="Arial"/>
@@ -4228,7 +4228,7 @@
             <w:pPr>
               <w:spacing w:after="20" w:before="0"/>
             </w:pPr>
-            <w:hyperlink w:history="1" r:id="rIdbtnh3eg3rqnvtk0-3yatb">
+            <w:hyperlink w:history="1" r:id="rIdjvz3c2a_-mecemtvbhjbi">
               <w:r>
                 <w:rPr>
                   <w:rFonts w:ascii="Arial" w:cs="Arial" w:eastAsia="Arial" w:hAnsi="Arial"/>
@@ -4261,7 +4261,7 @@
               <w:spacing w:after="10" w:before="0"/>
               <w:ind w:left="120"/>
             </w:pPr>
-            <w:hyperlink w:history="1" r:id="rIdwm8vxma54odhcafuxmaqa">
+            <w:hyperlink w:history="1" r:id="rIdjyvsxjkcjxufzks6acpck">
               <w:r>
                 <w:rPr>
                   <w:rFonts w:ascii="Arial" w:cs="Arial" w:eastAsia="Arial" w:hAnsi="Arial"/>
@@ -4306,7 +4306,7 @@
             <w:pPr>
               <w:spacing w:after="20" w:before="0"/>
             </w:pPr>
-            <w:hyperlink w:history="1" r:id="rIdns1umimnkyte52j10c7f1">
+            <w:hyperlink w:history="1" r:id="rIdd6tyxbb4zv-r7eetpsrol">
               <w:r>
                 <w:rPr>
                   <w:rFonts w:ascii="Arial" w:cs="Arial" w:eastAsia="Arial" w:hAnsi="Arial"/>
@@ -4339,7 +4339,7 @@
               <w:spacing w:after="10" w:before="0"/>
               <w:ind w:left="120"/>
             </w:pPr>
-            <w:hyperlink w:history="1" r:id="rIdv02w3vvatmeswphoyqrv6">
+            <w:hyperlink w:history="1" r:id="rIdkxwjbxbqhyb3knaxrz-6m">
               <w:r>
                 <w:rPr>
                   <w:rFonts w:ascii="Arial" w:cs="Arial" w:eastAsia="Arial" w:hAnsi="Arial"/>
@@ -4539,7 +4539,7 @@
             <w:pPr>
               <w:spacing w:after="20" w:before="0"/>
             </w:pPr>
-            <w:hyperlink w:history="1" r:id="rId7r3jxsupm1e6umeohk3j9">
+            <w:hyperlink w:history="1" r:id="rIdj8f81-m2lv0u3py0zcznt">
               <w:r>
                 <w:rPr>
                   <w:rFonts w:ascii="Arial" w:cs="Arial" w:eastAsia="Arial" w:hAnsi="Arial"/>
@@ -4572,7 +4572,7 @@
               <w:spacing w:after="10" w:before="0"/>
               <w:ind w:left="120"/>
             </w:pPr>
-            <w:hyperlink w:history="1" r:id="rId0y8_7ymrhzdir5ibzuhpx">
+            <w:hyperlink w:history="1" r:id="rIdfkjpjw4mcqs7zyv3lnekt">
               <w:r>
                 <w:rPr>
                   <w:rFonts w:ascii="Arial" w:cs="Arial" w:eastAsia="Arial" w:hAnsi="Arial"/>
@@ -4617,7 +4617,7 @@
             <w:pPr>
               <w:spacing w:after="20" w:before="0"/>
             </w:pPr>
-            <w:hyperlink w:history="1" r:id="rIdq5c703ajix_dft_ijpaye">
+            <w:hyperlink w:history="1" r:id="rIdea2stopdraxnmxg1xje15">
               <w:r>
                 <w:rPr>
                   <w:rFonts w:ascii="Arial" w:cs="Arial" w:eastAsia="Arial" w:hAnsi="Arial"/>
@@ -4666,7 +4666,7 @@
               <w:spacing w:after="10" w:before="0"/>
               <w:ind w:left="120"/>
             </w:pPr>
-            <w:hyperlink w:history="1" r:id="rIddtd8jcoxzmmtgzgl-a268">
+            <w:hyperlink w:history="1" r:id="rIdsoyoftqgjzi8lythbled5">
               <w:r>
                 <w:rPr>
                   <w:rFonts w:ascii="Arial" w:cs="Arial" w:eastAsia="Arial" w:hAnsi="Arial"/>
@@ -4866,7 +4866,7 @@
             <w:pPr>
               <w:spacing w:after="20" w:before="0"/>
             </w:pPr>
-            <w:hyperlink w:history="1" r:id="rIdhwx4xyru5_ljhijd4n80u">
+            <w:hyperlink w:history="1" r:id="rIdhzf53vvboc0alfoomzrij">
               <w:r>
                 <w:rPr>
                   <w:rFonts w:ascii="Arial" w:cs="Arial" w:eastAsia="Arial" w:hAnsi="Arial"/>
@@ -4899,7 +4899,7 @@
               <w:spacing w:after="10" w:before="0"/>
               <w:ind w:left="120"/>
             </w:pPr>
-            <w:hyperlink w:history="1" r:id="rId1ycvpfq791xsxurnxygx0">
+            <w:hyperlink w:history="1" r:id="rIdljmxwr-26gzu_azsur7uh">
               <w:r>
                 <w:rPr>
                   <w:rFonts w:ascii="Arial" w:cs="Arial" w:eastAsia="Arial" w:hAnsi="Arial"/>
@@ -4944,7 +4944,7 @@
             <w:pPr>
               <w:spacing w:after="20" w:before="0"/>
             </w:pPr>
-            <w:hyperlink w:history="1" r:id="rIdxclmhj7qbqbcvoh1gand1">
+            <w:hyperlink w:history="1" r:id="rIdqdfq2lpue9q_uja9beqld">
               <w:r>
                 <w:rPr>
                   <w:rFonts w:ascii="Arial" w:cs="Arial" w:eastAsia="Arial" w:hAnsi="Arial"/>
@@ -4993,7 +4993,7 @@
               <w:spacing w:after="10" w:before="0"/>
               <w:ind w:left="120"/>
             </w:pPr>
-            <w:hyperlink w:history="1" r:id="rIdhjo0a9dotwzi0m7zcf7uw">
+            <w:hyperlink w:history="1" r:id="rIds_qb0qhiitcn_xj2af9vr">
               <w:r>
                 <w:rPr>
                   <w:rFonts w:ascii="Arial" w:cs="Arial" w:eastAsia="Arial" w:hAnsi="Arial"/>
@@ -5193,7 +5193,7 @@
             <w:pPr>
               <w:spacing w:after="20" w:before="0"/>
             </w:pPr>
-            <w:hyperlink w:history="1" r:id="rId-imlqpxh0pqpjntvis00o">
+            <w:hyperlink w:history="1" r:id="rId0umjysc6_059ej9dtduxv">
               <w:r>
                 <w:rPr>
                   <w:rFonts w:ascii="Arial" w:cs="Arial" w:eastAsia="Arial" w:hAnsi="Arial"/>
@@ -5242,7 +5242,7 @@
               <w:spacing w:after="10" w:before="0"/>
               <w:ind w:left="120"/>
             </w:pPr>
-            <w:hyperlink w:history="1" r:id="rIdnb-wji29zsu2xto88bsce">
+            <w:hyperlink w:history="1" r:id="rId9fb4ww3arljcpcpqolefa">
               <w:r>
                 <w:rPr>
                   <w:rFonts w:ascii="Arial" w:cs="Arial" w:eastAsia="Arial" w:hAnsi="Arial"/>
@@ -5287,7 +5287,7 @@
             <w:pPr>
               <w:spacing w:after="20" w:before="0"/>
             </w:pPr>
-            <w:hyperlink w:history="1" r:id="rIdmkyvlwl9fzji52zeownmi">
+            <w:hyperlink w:history="1" r:id="rIdnxkq7y6n0ntplztetx08z">
               <w:r>
                 <w:rPr>
                   <w:rFonts w:ascii="Arial" w:cs="Arial" w:eastAsia="Arial" w:hAnsi="Arial"/>
@@ -5320,7 +5320,7 @@
               <w:spacing w:after="10" w:before="0"/>
               <w:ind w:left="120"/>
             </w:pPr>
-            <w:hyperlink w:history="1" r:id="rIduxqdyrjssr6omd1a3ndzk">
+            <w:hyperlink w:history="1" r:id="rIdavwfcoxt2qi7tenaxxdjm">
               <w:r>
                 <w:rPr>
                   <w:rFonts w:ascii="Arial" w:cs="Arial" w:eastAsia="Arial" w:hAnsi="Arial"/>
@@ -5845,7 +5845,7 @@
         </w:rPr>
         <w:t xml:space="preserve">© 2026 SeaVuria and ARES. Aligned with KICD objectives. Developed by SeaVuria; technical implementation by ARES (with AI assistance from Claude). Licensed under </w:t>
       </w:r>
-      <w:hyperlink w:history="1" r:id="rIddjfubu5txgdx7uzynr751">
+      <w:hyperlink w:history="1" r:id="rIdiycaswbikj7l9wdvybuqm">
         <w:r>
           <w:rPr>
             <w:rFonts w:ascii="Arial" w:cs="Arial" w:eastAsia="Arial" w:hAnsi="Arial"/>
@@ -5866,7 +5866,7 @@
         </w:rPr>
         <w:t xml:space="preserve"> (</w:t>
       </w:r>
-      <w:hyperlink w:history="1" r:id="rIdpyydp5yigvned_yj3gtzi">
+      <w:hyperlink w:history="1" r:id="rId7qibjesu0ljrojrhooeh3">
         <w:r>
           <w:rPr>
             <w:rFonts w:ascii="Arial" w:cs="Arial" w:eastAsia="Arial" w:hAnsi="Arial"/>
@@ -6906,7 +6906,7 @@
             <w:pPr>
               <w:spacing w:after="20" w:before="0"/>
             </w:pPr>
-            <w:hyperlink w:history="1" r:id="rIdbj8cqfge_70fxk2azgbqa">
+            <w:hyperlink w:history="1" r:id="rId3nncfhkdbt48b_i_zcpmc">
               <w:r>
                 <w:rPr>
                   <w:rFonts w:ascii="Arial" w:cs="Arial" w:eastAsia="Arial" w:hAnsi="Arial"/>
@@ -6939,7 +6939,7 @@
               <w:spacing w:after="10" w:before="0"/>
               <w:ind w:left="120"/>
             </w:pPr>
-            <w:hyperlink w:history="1" r:id="rIdcy2fnfij--j8v6nmhbotb">
+            <w:hyperlink w:history="1" r:id="rIdw5dg0gyrxwfm0jkcr7clw">
               <w:r>
                 <w:rPr>
                   <w:rFonts w:ascii="Arial" w:cs="Arial" w:eastAsia="Arial" w:hAnsi="Arial"/>
@@ -6984,7 +6984,7 @@
             <w:pPr>
               <w:spacing w:after="20" w:before="0"/>
             </w:pPr>
-            <w:hyperlink w:history="1" r:id="rIda3-aphcpkojtfifz9s2ry">
+            <w:hyperlink w:history="1" r:id="rId7s9agxw0me1h-ykc-qi5k">
               <w:r>
                 <w:rPr>
                   <w:rFonts w:ascii="Arial" w:cs="Arial" w:eastAsia="Arial" w:hAnsi="Arial"/>
@@ -7017,7 +7017,7 @@
               <w:spacing w:after="10" w:before="0"/>
               <w:ind w:left="120"/>
             </w:pPr>
-            <w:hyperlink w:history="1" r:id="rIddpsm1k07auj22ewfjxtvu">
+            <w:hyperlink w:history="1" r:id="rIdwon3ctwug3mimstozxhsm">
               <w:r>
                 <w:rPr>
                   <w:rFonts w:ascii="Arial" w:cs="Arial" w:eastAsia="Arial" w:hAnsi="Arial"/>
@@ -7217,7 +7217,7 @@
             <w:pPr>
               <w:spacing w:after="20" w:before="0"/>
             </w:pPr>
-            <w:hyperlink w:history="1" r:id="rIdawqjeshdtbaw7cku_qbc9">
+            <w:hyperlink w:history="1" r:id="rIdbtztgtnw0rg1sybrcfhgr">
               <w:r>
                 <w:rPr>
                   <w:rFonts w:ascii="Arial" w:cs="Arial" w:eastAsia="Arial" w:hAnsi="Arial"/>
@@ -7250,7 +7250,7 @@
               <w:spacing w:after="10" w:before="0"/>
               <w:ind w:left="120"/>
             </w:pPr>
-            <w:hyperlink w:history="1" r:id="rIdulwlqqo_lurhgzhwjz6wd">
+            <w:hyperlink w:history="1" r:id="rIdrtbb1nf-ih2_rggqrr3ac">
               <w:r>
                 <w:rPr>
                   <w:rFonts w:ascii="Arial" w:cs="Arial" w:eastAsia="Arial" w:hAnsi="Arial"/>
@@ -7295,7 +7295,7 @@
             <w:pPr>
               <w:spacing w:after="20" w:before="0"/>
             </w:pPr>
-            <w:hyperlink w:history="1" r:id="rIdmm0apxh_1b8d0x2yn4v-b">
+            <w:hyperlink w:history="1" r:id="rIdij4_nk4nwpz6eghbc1syn">
               <w:r>
                 <w:rPr>
                   <w:rFonts w:ascii="Arial" w:cs="Arial" w:eastAsia="Arial" w:hAnsi="Arial"/>
@@ -7328,7 +7328,7 @@
               <w:spacing w:after="10" w:before="0"/>
               <w:ind w:left="120"/>
             </w:pPr>
-            <w:hyperlink w:history="1" r:id="rIdzjvgq59jiuvo7orjykco4">
+            <w:hyperlink w:history="1" r:id="rIdyc13oduxgpfojm2rhs0dt">
               <w:r>
                 <w:rPr>
                   <w:rFonts w:ascii="Arial" w:cs="Arial" w:eastAsia="Arial" w:hAnsi="Arial"/>
@@ -7528,7 +7528,7 @@
             <w:pPr>
               <w:spacing w:after="20" w:before="0"/>
             </w:pPr>
-            <w:hyperlink w:history="1" r:id="rId7iob8gwmn8bzp0giluv4q">
+            <w:hyperlink w:history="1" r:id="rId0dr_zwege1pgrwpn2d3a0">
               <w:r>
                 <w:rPr>
                   <w:rFonts w:ascii="Arial" w:cs="Arial" w:eastAsia="Arial" w:hAnsi="Arial"/>
@@ -7561,7 +7561,7 @@
               <w:spacing w:after="10" w:before="0"/>
               <w:ind w:left="120"/>
             </w:pPr>
-            <w:hyperlink w:history="1" r:id="rId_gsc8hmvke5al36fkgnz6">
+            <w:hyperlink w:history="1" r:id="rIdcdjjmxsedpqezoua0pvgc">
               <w:r>
                 <w:rPr>
                   <w:rFonts w:ascii="Arial" w:cs="Arial" w:eastAsia="Arial" w:hAnsi="Arial"/>
@@ -7606,7 +7606,7 @@
             <w:pPr>
               <w:spacing w:after="20" w:before="0"/>
             </w:pPr>
-            <w:hyperlink w:history="1" r:id="rIdswxgg4mogwzafrlmplshx">
+            <w:hyperlink w:history="1" r:id="rIdsdzb5hzslr-jx3v-oukiq">
               <w:r>
                 <w:rPr>
                   <w:rFonts w:ascii="Arial" w:cs="Arial" w:eastAsia="Arial" w:hAnsi="Arial"/>
@@ -7639,7 +7639,7 @@
               <w:spacing w:after="10" w:before="0"/>
               <w:ind w:left="120"/>
             </w:pPr>
-            <w:hyperlink w:history="1" r:id="rIda_qdjjxxzjmxmusrlebyf">
+            <w:hyperlink w:history="1" r:id="rId1wnmgnlu5xurjmeqoipao">
               <w:r>
                 <w:rPr>
                   <w:rFonts w:ascii="Arial" w:cs="Arial" w:eastAsia="Arial" w:hAnsi="Arial"/>
@@ -7839,7 +7839,7 @@
             <w:pPr>
               <w:spacing w:after="20" w:before="0"/>
             </w:pPr>
-            <w:hyperlink w:history="1" r:id="rIdn-dwsgcn4dlmlxabt-gxi">
+            <w:hyperlink w:history="1" r:id="rIdqk3oditbsdhdprj4vfu_3">
               <w:r>
                 <w:rPr>
                   <w:rFonts w:ascii="Arial" w:cs="Arial" w:eastAsia="Arial" w:hAnsi="Arial"/>
@@ -7872,7 +7872,7 @@
               <w:spacing w:after="10" w:before="0"/>
               <w:ind w:left="120"/>
             </w:pPr>
-            <w:hyperlink w:history="1" r:id="rIdwkrxffkwhzerntym1hj8s">
+            <w:hyperlink w:history="1" r:id="rIdcyr7xk4yjeoe_5dfckkqa">
               <w:r>
                 <w:rPr>
                   <w:rFonts w:ascii="Arial" w:cs="Arial" w:eastAsia="Arial" w:hAnsi="Arial"/>
@@ -7917,7 +7917,7 @@
             <w:pPr>
               <w:spacing w:after="20" w:before="0"/>
             </w:pPr>
-            <w:hyperlink w:history="1" r:id="rId7vilp9q4sgsttepk4gcdb">
+            <w:hyperlink w:history="1" r:id="rIdbgf5oy1pwazchrs4hawgm">
               <w:r>
                 <w:rPr>
                   <w:rFonts w:ascii="Arial" w:cs="Arial" w:eastAsia="Arial" w:hAnsi="Arial"/>
@@ -7950,7 +7950,7 @@
               <w:spacing w:after="10" w:before="0"/>
               <w:ind w:left="120"/>
             </w:pPr>
-            <w:hyperlink w:history="1" r:id="rIdbhaqmwfcfbi_bz4ofhjaz">
+            <w:hyperlink w:history="1" r:id="rIds03whrajj03g1_jktjggz">
               <w:r>
                 <w:rPr>
                   <w:rFonts w:ascii="Arial" w:cs="Arial" w:eastAsia="Arial" w:hAnsi="Arial"/>
@@ -8150,7 +8150,7 @@
             <w:pPr>
               <w:spacing w:after="20" w:before="0"/>
             </w:pPr>
-            <w:hyperlink w:history="1" r:id="rIdevuwlbfkcnettg-_9df2s">
+            <w:hyperlink w:history="1" r:id="rId0ngzdd1wzctad2tucxlaf">
               <w:r>
                 <w:rPr>
                   <w:rFonts w:ascii="Arial" w:cs="Arial" w:eastAsia="Arial" w:hAnsi="Arial"/>
@@ -8183,7 +8183,7 @@
               <w:spacing w:after="10" w:before="0"/>
               <w:ind w:left="120"/>
             </w:pPr>
-            <w:hyperlink w:history="1" r:id="rIdh36cytu2nktrljc5nihtc">
+            <w:hyperlink w:history="1" r:id="rIdf0oggbdsp1qo0w6rntczd">
               <w:r>
                 <w:rPr>
                   <w:rFonts w:ascii="Arial" w:cs="Arial" w:eastAsia="Arial" w:hAnsi="Arial"/>
@@ -8228,7 +8228,7 @@
             <w:pPr>
               <w:spacing w:after="20" w:before="0"/>
             </w:pPr>
-            <w:hyperlink w:history="1" r:id="rId2tw4lfjisykvu7wi1ru04">
+            <w:hyperlink w:history="1" r:id="rIddu3c49yx-6djy4e4whvaa">
               <w:r>
                 <w:rPr>
                   <w:rFonts w:ascii="Arial" w:cs="Arial" w:eastAsia="Arial" w:hAnsi="Arial"/>
@@ -8261,7 +8261,7 @@
               <w:spacing w:after="10" w:before="0"/>
               <w:ind w:left="120"/>
             </w:pPr>
-            <w:hyperlink w:history="1" r:id="rIdj63lthnsmedw6pqailwps">
+            <w:hyperlink w:history="1" r:id="rIdf1jgznlqustaqane2tqye">
               <w:r>
                 <w:rPr>
                   <w:rFonts w:ascii="Arial" w:cs="Arial" w:eastAsia="Arial" w:hAnsi="Arial"/>
@@ -8786,7 +8786,7 @@
         </w:rPr>
         <w:t xml:space="preserve">© 2026 SeaVuria and ARES. Aligned with KICD objectives. Developed by SeaVuria; technical implementation by ARES (with AI assistance from Claude). Licensed under </w:t>
       </w:r>
-      <w:hyperlink w:history="1" r:id="rIdetsoeitzbubhqqaqopthq">
+      <w:hyperlink w:history="1" r:id="rIdlhovumqli0os6n4kyykpi">
         <w:r>
           <w:rPr>
             <w:rFonts w:ascii="Arial" w:cs="Arial" w:eastAsia="Arial" w:hAnsi="Arial"/>
@@ -8807,7 +8807,7 @@
         </w:rPr>
         <w:t xml:space="preserve"> (</w:t>
       </w:r>
-      <w:hyperlink w:history="1" r:id="rIdb9zo04artavp795ec5zd1">
+      <w:hyperlink w:history="1" r:id="rIdyr1pvyr3-xesvxzdzes7l">
         <w:r>
           <w:rPr>
             <w:rFonts w:ascii="Arial" w:cs="Arial" w:eastAsia="Arial" w:hAnsi="Arial"/>
@@ -9847,7 +9847,7 @@
             <w:pPr>
               <w:spacing w:after="20" w:before="0"/>
             </w:pPr>
-            <w:hyperlink w:history="1" r:id="rId2qqv9azbcva17cfiredoe">
+            <w:hyperlink w:history="1" r:id="rIdo0gvcvrkwvwb4nvdlpoto">
               <w:r>
                 <w:rPr>
                   <w:rFonts w:ascii="Arial" w:cs="Arial" w:eastAsia="Arial" w:hAnsi="Arial"/>
@@ -9880,7 +9880,7 @@
               <w:spacing w:after="10" w:before="0"/>
               <w:ind w:left="120"/>
             </w:pPr>
-            <w:hyperlink w:history="1" r:id="rId2ttzkhnks3sszkdiqyd5-">
+            <w:hyperlink w:history="1" r:id="rIdwkdfw_rw4fdxgds9qqm_e">
               <w:r>
                 <w:rPr>
                   <w:rFonts w:ascii="Arial" w:cs="Arial" w:eastAsia="Arial" w:hAnsi="Arial"/>
@@ -9925,7 +9925,7 @@
             <w:pPr>
               <w:spacing w:after="20" w:before="0"/>
             </w:pPr>
-            <w:hyperlink w:history="1" r:id="rIda9w8a95y-rcmw8sjf2xri">
+            <w:hyperlink w:history="1" r:id="rIdz6668pfax1owwr8g-q12e">
               <w:r>
                 <w:rPr>
                   <w:rFonts w:ascii="Arial" w:cs="Arial" w:eastAsia="Arial" w:hAnsi="Arial"/>
@@ -9974,7 +9974,7 @@
               <w:spacing w:after="10" w:before="0"/>
               <w:ind w:left="120"/>
             </w:pPr>
-            <w:hyperlink w:history="1" r:id="rIdwnccapbtcljs26bcbkr69">
+            <w:hyperlink w:history="1" r:id="rId7liqv_irpolmqikzvibdv">
               <w:r>
                 <w:rPr>
                   <w:rFonts w:ascii="Arial" w:cs="Arial" w:eastAsia="Arial" w:hAnsi="Arial"/>
@@ -10174,7 +10174,7 @@
             <w:pPr>
               <w:spacing w:after="20" w:before="0"/>
             </w:pPr>
-            <w:hyperlink w:history="1" r:id="rIdhbtovm3faqfovtqg0zwl3">
+            <w:hyperlink w:history="1" r:id="rIdzcse58d_zxtoup1_ik4er">
               <w:r>
                 <w:rPr>
                   <w:rFonts w:ascii="Arial" w:cs="Arial" w:eastAsia="Arial" w:hAnsi="Arial"/>
@@ -10207,7 +10207,7 @@
               <w:spacing w:after="10" w:before="0"/>
               <w:ind w:left="120"/>
             </w:pPr>
-            <w:hyperlink w:history="1" r:id="rId0lrzy9m-lkccpozbfzb-g">
+            <w:hyperlink w:history="1" r:id="rIduu0brxwzfecyz0rkjgvmc">
               <w:r>
                 <w:rPr>
                   <w:rFonts w:ascii="Arial" w:cs="Arial" w:eastAsia="Arial" w:hAnsi="Arial"/>
@@ -10252,7 +10252,7 @@
             <w:pPr>
               <w:spacing w:after="20" w:before="0"/>
             </w:pPr>
-            <w:hyperlink w:history="1" r:id="rIdhmkifeyddpyvne40omjvd">
+            <w:hyperlink w:history="1" r:id="rIdfwln4c-apxzgjfbbtvbch">
               <w:r>
                 <w:rPr>
                   <w:rFonts w:ascii="Arial" w:cs="Arial" w:eastAsia="Arial" w:hAnsi="Arial"/>
@@ -10301,7 +10301,7 @@
               <w:spacing w:after="10" w:before="0"/>
               <w:ind w:left="120"/>
             </w:pPr>
-            <w:hyperlink w:history="1" r:id="rIdl72pubuiquvpwb0wouuci">
+            <w:hyperlink w:history="1" r:id="rIdeolqydzbtwtdxuwjmgufg">
               <w:r>
                 <w:rPr>
                   <w:rFonts w:ascii="Arial" w:cs="Arial" w:eastAsia="Arial" w:hAnsi="Arial"/>
@@ -10501,7 +10501,7 @@
             <w:pPr>
               <w:spacing w:after="20" w:before="0"/>
             </w:pPr>
-            <w:hyperlink w:history="1" r:id="rIdhk4cysf8hnyr0ytyalxex">
+            <w:hyperlink w:history="1" r:id="rIdb6zpg9ikz2z99yhhtcp_s">
               <w:r>
                 <w:rPr>
                   <w:rFonts w:ascii="Arial" w:cs="Arial" w:eastAsia="Arial" w:hAnsi="Arial"/>
@@ -10534,7 +10534,7 @@
               <w:spacing w:after="10" w:before="0"/>
               <w:ind w:left="120"/>
             </w:pPr>
-            <w:hyperlink w:history="1" r:id="rIdzye4b5fv2krvdv--5vnhx">
+            <w:hyperlink w:history="1" r:id="rIdcvveykqddw_wc5xc98put">
               <w:r>
                 <w:rPr>
                   <w:rFonts w:ascii="Arial" w:cs="Arial" w:eastAsia="Arial" w:hAnsi="Arial"/>
@@ -10579,7 +10579,7 @@
             <w:pPr>
               <w:spacing w:after="20" w:before="0"/>
             </w:pPr>
-            <w:hyperlink w:history="1" r:id="rIddexlq3a54iaa6xmtgjmz-">
+            <w:hyperlink w:history="1" r:id="rIdjuiqzeznx9iilm_n8tiye">
               <w:r>
                 <w:rPr>
                   <w:rFonts w:ascii="Arial" w:cs="Arial" w:eastAsia="Arial" w:hAnsi="Arial"/>
@@ -10628,7 +10628,7 @@
               <w:spacing w:after="10" w:before="0"/>
               <w:ind w:left="120"/>
             </w:pPr>
-            <w:hyperlink w:history="1" r:id="rIdzicqtn3x4wuc4tzyz5i9m">
+            <w:hyperlink w:history="1" r:id="rIdldfn5mfqgv0sff44hrynl">
               <w:r>
                 <w:rPr>
                   <w:rFonts w:ascii="Arial" w:cs="Arial" w:eastAsia="Arial" w:hAnsi="Arial"/>
@@ -10828,7 +10828,7 @@
             <w:pPr>
               <w:spacing w:after="20" w:before="0"/>
             </w:pPr>
-            <w:hyperlink w:history="1" r:id="rIdnzsu09uu0ly7lyyn2u7fr">
+            <w:hyperlink w:history="1" r:id="rIdinquomoakpyaagwhl12kz">
               <w:r>
                 <w:rPr>
                   <w:rFonts w:ascii="Arial" w:cs="Arial" w:eastAsia="Arial" w:hAnsi="Arial"/>
@@ -10861,7 +10861,7 @@
               <w:spacing w:after="10" w:before="0"/>
               <w:ind w:left="120"/>
             </w:pPr>
-            <w:hyperlink w:history="1" r:id="rIdvttwlclbg4mv4i79o3v5r">
+            <w:hyperlink w:history="1" r:id="rIdv8au14_2njizdnsfqp3ph">
               <w:r>
                 <w:rPr>
                   <w:rFonts w:ascii="Arial" w:cs="Arial" w:eastAsia="Arial" w:hAnsi="Arial"/>
@@ -10906,7 +10906,7 @@
             <w:pPr>
               <w:spacing w:after="20" w:before="0"/>
             </w:pPr>
-            <w:hyperlink w:history="1" r:id="rId6_yr0gyxnypznmelp7go9">
+            <w:hyperlink w:history="1" r:id="rIdogcbsrgj-qbjp0-0q0oz7">
               <w:r>
                 <w:rPr>
                   <w:rFonts w:ascii="Arial" w:cs="Arial" w:eastAsia="Arial" w:hAnsi="Arial"/>
@@ -10955,7 +10955,7 @@
               <w:spacing w:after="10" w:before="0"/>
               <w:ind w:left="120"/>
             </w:pPr>
-            <w:hyperlink w:history="1" r:id="rIdbgexb__w989giyiqtjiux">
+            <w:hyperlink w:history="1" r:id="rIdv9ggqki6g9bp44vji1kjn">
               <w:r>
                 <w:rPr>
                   <w:rFonts w:ascii="Arial" w:cs="Arial" w:eastAsia="Arial" w:hAnsi="Arial"/>
@@ -11155,7 +11155,7 @@
             <w:pPr>
               <w:spacing w:after="20" w:before="0"/>
             </w:pPr>
-            <w:hyperlink w:history="1" r:id="rIda2tl6sgfzsi4-urqe4y8z">
+            <w:hyperlink w:history="1" r:id="rIdsxk8aj-9scux0p4yvxs6q">
               <w:r>
                 <w:rPr>
                   <w:rFonts w:ascii="Arial" w:cs="Arial" w:eastAsia="Arial" w:hAnsi="Arial"/>
@@ -11188,7 +11188,7 @@
               <w:spacing w:after="10" w:before="0"/>
               <w:ind w:left="120"/>
             </w:pPr>
-            <w:hyperlink w:history="1" r:id="rId6xsp1yx2evhzbbpd7ic2q">
+            <w:hyperlink w:history="1" r:id="rIdy3df7_txhyjyhccq5cgxu">
               <w:r>
                 <w:rPr>
                   <w:rFonts w:ascii="Arial" w:cs="Arial" w:eastAsia="Arial" w:hAnsi="Arial"/>
@@ -11233,7 +11233,7 @@
             <w:pPr>
               <w:spacing w:after="20" w:before="0"/>
             </w:pPr>
-            <w:hyperlink w:history="1" r:id="rIdzc4c0hualyvgofyexmcvp">
+            <w:hyperlink w:history="1" r:id="rIdskyyunz4t_kjnmwzyfigu">
               <w:r>
                 <w:rPr>
                   <w:rFonts w:ascii="Arial" w:cs="Arial" w:eastAsia="Arial" w:hAnsi="Arial"/>
@@ -11282,7 +11282,7 @@
               <w:spacing w:after="10" w:before="0"/>
               <w:ind w:left="120"/>
             </w:pPr>
-            <w:hyperlink w:history="1" r:id="rIdeiv0p9vhr2_4tobp60vj1">
+            <w:hyperlink w:history="1" r:id="rIdr1gv_kpw9l3iihrgpiao9">
               <w:r>
                 <w:rPr>
                   <w:rFonts w:ascii="Arial" w:cs="Arial" w:eastAsia="Arial" w:hAnsi="Arial"/>
@@ -11807,7 +11807,7 @@
         </w:rPr>
         <w:t xml:space="preserve">© 2026 SeaVuria and ARES. Aligned with KICD objectives. Developed by SeaVuria; technical implementation by ARES (with AI assistance from Claude). Licensed under </w:t>
       </w:r>
-      <w:hyperlink w:history="1" r:id="rId1wjtrziaooxlogvnhm2th">
+      <w:hyperlink w:history="1" r:id="rIdrjiby9xr-ayiwpppm-3ah">
         <w:r>
           <w:rPr>
             <w:rFonts w:ascii="Arial" w:cs="Arial" w:eastAsia="Arial" w:hAnsi="Arial"/>
@@ -11828,7 +11828,7 @@
         </w:rPr>
         <w:t xml:space="preserve"> (</w:t>
       </w:r>
-      <w:hyperlink w:history="1" r:id="rIdpbacn8ieyfhaq4qnu3pgy">
+      <w:hyperlink w:history="1" r:id="rIdrlq1s2-syjkteeol32abi">
         <w:r>
           <w:rPr>
             <w:rFonts w:ascii="Arial" w:cs="Arial" w:eastAsia="Arial" w:hAnsi="Arial"/>
@@ -12868,7 +12868,7 @@
             <w:pPr>
               <w:spacing w:after="20" w:before="0"/>
             </w:pPr>
-            <w:hyperlink w:history="1" r:id="rId9fds7yrs5rckhajcyyykg">
+            <w:hyperlink w:history="1" r:id="rIdnrauyiogp4ryb4mqcw91i">
               <w:r>
                 <w:rPr>
                   <w:rFonts w:ascii="Arial" w:cs="Arial" w:eastAsia="Arial" w:hAnsi="Arial"/>
@@ -12901,7 +12901,7 @@
               <w:spacing w:after="10" w:before="0"/>
               <w:ind w:left="120"/>
             </w:pPr>
-            <w:hyperlink w:history="1" r:id="rIdh6lq0n6tkf558elsromnk">
+            <w:hyperlink w:history="1" r:id="rIdqnqe1wealzlstjz-stuod">
               <w:r>
                 <w:rPr>
                   <w:rFonts w:ascii="Arial" w:cs="Arial" w:eastAsia="Arial" w:hAnsi="Arial"/>
@@ -12946,7 +12946,7 @@
             <w:pPr>
               <w:spacing w:after="20" w:before="0"/>
             </w:pPr>
-            <w:hyperlink w:history="1" r:id="rId2svb-4zksomt9t2g26lej">
+            <w:hyperlink w:history="1" r:id="rIdih3rgael3slblevg2avst">
               <w:r>
                 <w:rPr>
                   <w:rFonts w:ascii="Arial" w:cs="Arial" w:eastAsia="Arial" w:hAnsi="Arial"/>
@@ -12979,7 +12979,7 @@
               <w:spacing w:after="10" w:before="0"/>
               <w:ind w:left="120"/>
             </w:pPr>
-            <w:hyperlink w:history="1" r:id="rIdgdlemsrxo9c5yndcwjyan">
+            <w:hyperlink w:history="1" r:id="rIdwazzyvmifd5fr4oucealz">
               <w:r>
                 <w:rPr>
                   <w:rFonts w:ascii="Arial" w:cs="Arial" w:eastAsia="Arial" w:hAnsi="Arial"/>
@@ -13179,7 +13179,7 @@
             <w:pPr>
               <w:spacing w:after="20" w:before="0"/>
             </w:pPr>
-            <w:hyperlink w:history="1" r:id="rIdxqvjuhyyxmh1gzbi3y-kh">
+            <w:hyperlink w:history="1" r:id="rId0xyokwekp2dky0gxml9oy">
               <w:r>
                 <w:rPr>
                   <w:rFonts w:ascii="Arial" w:cs="Arial" w:eastAsia="Arial" w:hAnsi="Arial"/>
@@ -13212,7 +13212,7 @@
               <w:spacing w:after="10" w:before="0"/>
               <w:ind w:left="120"/>
             </w:pPr>
-            <w:hyperlink w:history="1" r:id="rIdowqrsimribd7h-nmc62rs">
+            <w:hyperlink w:history="1" r:id="rIdofiyvrjxkcdjxa7vhakwh">
               <w:r>
                 <w:rPr>
                   <w:rFonts w:ascii="Arial" w:cs="Arial" w:eastAsia="Arial" w:hAnsi="Arial"/>
@@ -13257,7 +13257,7 @@
             <w:pPr>
               <w:spacing w:after="20" w:before="0"/>
             </w:pPr>
-            <w:hyperlink w:history="1" r:id="rIdlg_iuux3m0ql35qv58uyx">
+            <w:hyperlink w:history="1" r:id="rIdhvi3ohigzmuimaikmhxfo">
               <w:r>
                 <w:rPr>
                   <w:rFonts w:ascii="Arial" w:cs="Arial" w:eastAsia="Arial" w:hAnsi="Arial"/>
@@ -13290,7 +13290,7 @@
               <w:spacing w:after="10" w:before="0"/>
               <w:ind w:left="120"/>
             </w:pPr>
-            <w:hyperlink w:history="1" r:id="rId2xiympcmi5sxlb514dffl">
+            <w:hyperlink w:history="1" r:id="rIdhn2r83c93whbcejqoeawr">
               <w:r>
                 <w:rPr>
                   <w:rFonts w:ascii="Arial" w:cs="Arial" w:eastAsia="Arial" w:hAnsi="Arial"/>
@@ -13490,7 +13490,7 @@
             <w:pPr>
               <w:spacing w:after="20" w:before="0"/>
             </w:pPr>
-            <w:hyperlink w:history="1" r:id="rIduumuzeewopnmtbzwoz9p5">
+            <w:hyperlink w:history="1" r:id="rId51stqo-2qp8jkwkwet0iv">
               <w:r>
                 <w:rPr>
                   <w:rFonts w:ascii="Arial" w:cs="Arial" w:eastAsia="Arial" w:hAnsi="Arial"/>
@@ -13539,7 +13539,7 @@
               <w:spacing w:after="10" w:before="0"/>
               <w:ind w:left="120"/>
             </w:pPr>
-            <w:hyperlink w:history="1" r:id="rIdcjbmkt0icmiuihccgcuia">
+            <w:hyperlink w:history="1" r:id="rIdkdu-jjhos6wnojwtiyif0">
               <w:r>
                 <w:rPr>
                   <w:rFonts w:ascii="Arial" w:cs="Arial" w:eastAsia="Arial" w:hAnsi="Arial"/>
@@ -13584,7 +13584,7 @@
             <w:pPr>
               <w:spacing w:after="20" w:before="0"/>
             </w:pPr>
-            <w:hyperlink w:history="1" r:id="rIdfz5i38ypiy7ezoymzucfv">
+            <w:hyperlink w:history="1" r:id="rIdmwf_ofttk1ub1uubwcuzt">
               <w:r>
                 <w:rPr>
                   <w:rFonts w:ascii="Arial" w:cs="Arial" w:eastAsia="Arial" w:hAnsi="Arial"/>
@@ -13617,7 +13617,7 @@
               <w:spacing w:after="10" w:before="0"/>
               <w:ind w:left="120"/>
             </w:pPr>
-            <w:hyperlink w:history="1" r:id="rIdlsfign4g-kyyslof-cq29">
+            <w:hyperlink w:history="1" r:id="rIdeqxlhwhi-br2anvrfo_xx">
               <w:r>
                 <w:rPr>
                   <w:rFonts w:ascii="Arial" w:cs="Arial" w:eastAsia="Arial" w:hAnsi="Arial"/>
@@ -13817,7 +13817,7 @@
             <w:pPr>
               <w:spacing w:after="20" w:before="0"/>
             </w:pPr>
-            <w:hyperlink w:history="1" r:id="rIdnopp1o4vnk8zdwrvboyc5">
+            <w:hyperlink w:history="1" r:id="rId3kjbaroq8wj4wqtvsmoro">
               <w:r>
                 <w:rPr>
                   <w:rFonts w:ascii="Arial" w:cs="Arial" w:eastAsia="Arial" w:hAnsi="Arial"/>
@@ -13866,7 +13866,7 @@
               <w:spacing w:after="10" w:before="0"/>
               <w:ind w:left="120"/>
             </w:pPr>
-            <w:hyperlink w:history="1" r:id="rIdndpfidsejtvxwl4h5e0kw">
+            <w:hyperlink w:history="1" r:id="rIdkngvejcmiy7ryfo3amcu_">
               <w:r>
                 <w:rPr>
                   <w:rFonts w:ascii="Arial" w:cs="Arial" w:eastAsia="Arial" w:hAnsi="Arial"/>
@@ -13911,7 +13911,7 @@
             <w:pPr>
               <w:spacing w:after="20" w:before="0"/>
             </w:pPr>
-            <w:hyperlink w:history="1" r:id="rIdgnbpuxignqlz9gwes4hph">
+            <w:hyperlink w:history="1" r:id="rIdauvkclv2muavcio7x17db">
               <w:r>
                 <w:rPr>
                   <w:rFonts w:ascii="Arial" w:cs="Arial" w:eastAsia="Arial" w:hAnsi="Arial"/>
@@ -13944,7 +13944,7 @@
               <w:spacing w:after="10" w:before="0"/>
               <w:ind w:left="120"/>
             </w:pPr>
-            <w:hyperlink w:history="1" r:id="rId6ll11terrkxcox4hadlpp">
+            <w:hyperlink w:history="1" r:id="rId3nyyrnh2v15mgo-q9yty-">
               <w:r>
                 <w:rPr>
                   <w:rFonts w:ascii="Arial" w:cs="Arial" w:eastAsia="Arial" w:hAnsi="Arial"/>
@@ -14144,7 +14144,7 @@
             <w:pPr>
               <w:spacing w:after="20" w:before="0"/>
             </w:pPr>
-            <w:hyperlink w:history="1" r:id="rIdyxv9i_ajtabyqq-4ros_s">
+            <w:hyperlink w:history="1" r:id="rIdn7-ez3xnfewqq6qyl2y6x">
               <w:r>
                 <w:rPr>
                   <w:rFonts w:ascii="Arial" w:cs="Arial" w:eastAsia="Arial" w:hAnsi="Arial"/>
@@ -14193,7 +14193,7 @@
               <w:spacing w:after="10" w:before="0"/>
               <w:ind w:left="120"/>
             </w:pPr>
-            <w:hyperlink w:history="1" r:id="rIdfht_skgccbk-wzbcdigpf">
+            <w:hyperlink w:history="1" r:id="rIdkjzi_k97tzvemdhyw1edt">
               <w:r>
                 <w:rPr>
                   <w:rFonts w:ascii="Arial" w:cs="Arial" w:eastAsia="Arial" w:hAnsi="Arial"/>
@@ -14238,7 +14238,7 @@
             <w:pPr>
               <w:spacing w:after="20" w:before="0"/>
             </w:pPr>
-            <w:hyperlink w:history="1" r:id="rIds-kealpchbtasmsamkhsj">
+            <w:hyperlink w:history="1" r:id="rIdhglz7honnbg6fyfdc-56o">
               <w:r>
                 <w:rPr>
                   <w:rFonts w:ascii="Arial" w:cs="Arial" w:eastAsia="Arial" w:hAnsi="Arial"/>
@@ -14271,7 +14271,7 @@
               <w:spacing w:after="10" w:before="0"/>
               <w:ind w:left="120"/>
             </w:pPr>
-            <w:hyperlink w:history="1" r:id="rIdqv1gtofazsom3_kwtlfb3">
+            <w:hyperlink w:history="1" r:id="rIdz7dvb2scocz1iqapo2_wu">
               <w:r>
                 <w:rPr>
                   <w:rFonts w:ascii="Arial" w:cs="Arial" w:eastAsia="Arial" w:hAnsi="Arial"/>
@@ -14796,7 +14796,7 @@
         </w:rPr>
         <w:t xml:space="preserve">© 2026 SeaVuria and ARES. Aligned with KICD objectives. Developed by SeaVuria; technical implementation by ARES (with AI assistance from Claude). Licensed under </w:t>
       </w:r>
-      <w:hyperlink w:history="1" r:id="rIdjhgeubhirryat8eebx81i">
+      <w:hyperlink w:history="1" r:id="rIdsrqvflnmqi1x8mhvxwgcj">
         <w:r>
           <w:rPr>
             <w:rFonts w:ascii="Arial" w:cs="Arial" w:eastAsia="Arial" w:hAnsi="Arial"/>
@@ -14817,7 +14817,7 @@
         </w:rPr>
         <w:t xml:space="preserve"> (</w:t>
       </w:r>
-      <w:hyperlink w:history="1" r:id="rIdcqzi7clh3_zltfgo6vfht">
+      <w:hyperlink w:history="1" r:id="rIdcerzxdyqyfd-bzoromar3">
         <w:r>
           <w:rPr>
             <w:rFonts w:ascii="Arial" w:cs="Arial" w:eastAsia="Arial" w:hAnsi="Arial"/>
@@ -15857,7 +15857,7 @@
             <w:pPr>
               <w:spacing w:after="20" w:before="0"/>
             </w:pPr>
-            <w:hyperlink w:history="1" r:id="rIdxowokspl_mcu2nppf_blm">
+            <w:hyperlink w:history="1" r:id="rIdpqw1gbavtoipem3hidsaq">
               <w:r>
                 <w:rPr>
                   <w:rFonts w:ascii="Arial" w:cs="Arial" w:eastAsia="Arial" w:hAnsi="Arial"/>
@@ -15890,7 +15890,7 @@
               <w:spacing w:after="10" w:before="0"/>
               <w:ind w:left="120"/>
             </w:pPr>
-            <w:hyperlink w:history="1" r:id="rId3mnb4v0_h7toj007m-r2e">
+            <w:hyperlink w:history="1" r:id="rIdvj2dksvvd8hmkgjvwaxgu">
               <w:r>
                 <w:rPr>
                   <w:rFonts w:ascii="Arial" w:cs="Arial" w:eastAsia="Arial" w:hAnsi="Arial"/>
@@ -15935,7 +15935,7 @@
             <w:pPr>
               <w:spacing w:after="20" w:before="0"/>
             </w:pPr>
-            <w:hyperlink w:history="1" r:id="rIdgixjxx9eaeo9fgqz6z638">
+            <w:hyperlink w:history="1" r:id="rIdcfc_xqxd3jdgfi77c-wd1">
               <w:r>
                 <w:rPr>
                   <w:rFonts w:ascii="Arial" w:cs="Arial" w:eastAsia="Arial" w:hAnsi="Arial"/>
@@ -15984,7 +15984,7 @@
               <w:spacing w:after="10" w:before="0"/>
               <w:ind w:left="120"/>
             </w:pPr>
-            <w:hyperlink w:history="1" r:id="rId5gmbmhnfd30wbusxrlwt-">
+            <w:hyperlink w:history="1" r:id="rIdznwkc9ipf17l00hdfiny9">
               <w:r>
                 <w:rPr>
                   <w:rFonts w:ascii="Arial" w:cs="Arial" w:eastAsia="Arial" w:hAnsi="Arial"/>
@@ -16184,7 +16184,7 @@
             <w:pPr>
               <w:spacing w:after="20" w:before="0"/>
             </w:pPr>
-            <w:hyperlink w:history="1" r:id="rIdytg5wix87ecovljhyzdtq">
+            <w:hyperlink w:history="1" r:id="rIdm47apk2nnqqi2og204lv5">
               <w:r>
                 <w:rPr>
                   <w:rFonts w:ascii="Arial" w:cs="Arial" w:eastAsia="Arial" w:hAnsi="Arial"/>
@@ -16217,7 +16217,7 @@
               <w:spacing w:after="10" w:before="0"/>
               <w:ind w:left="120"/>
             </w:pPr>
-            <w:hyperlink w:history="1" r:id="rIdnydrwyyodttwrea9q3hf2">
+            <w:hyperlink w:history="1" r:id="rIdovzzomzsiaxy1lqo28gxu">
               <w:r>
                 <w:rPr>
                   <w:rFonts w:ascii="Arial" w:cs="Arial" w:eastAsia="Arial" w:hAnsi="Arial"/>
@@ -16262,7 +16262,7 @@
             <w:pPr>
               <w:spacing w:after="20" w:before="0"/>
             </w:pPr>
-            <w:hyperlink w:history="1" r:id="rIda309qcdlhsuvosuvprxbq">
+            <w:hyperlink w:history="1" r:id="rId8srhqs01umvzfjx_nefgc">
               <w:r>
                 <w:rPr>
                   <w:rFonts w:ascii="Arial" w:cs="Arial" w:eastAsia="Arial" w:hAnsi="Arial"/>
@@ -16311,7 +16311,7 @@
               <w:spacing w:after="10" w:before="0"/>
               <w:ind w:left="120"/>
             </w:pPr>
-            <w:hyperlink w:history="1" r:id="rIdgc3fchj6xqppin4qr6qfd">
+            <w:hyperlink w:history="1" r:id="rIdbcyzbmvicybcpgsop-bip">
               <w:r>
                 <w:rPr>
                   <w:rFonts w:ascii="Arial" w:cs="Arial" w:eastAsia="Arial" w:hAnsi="Arial"/>
@@ -16511,7 +16511,7 @@
             <w:pPr>
               <w:spacing w:after="20" w:before="0"/>
             </w:pPr>
-            <w:hyperlink w:history="1" r:id="rIdeqyzokrcl8pnmui0d184u">
+            <w:hyperlink w:history="1" r:id="rIdhf9n0ifiqq-03zeadhovd">
               <w:r>
                 <w:rPr>
                   <w:rFonts w:ascii="Arial" w:cs="Arial" w:eastAsia="Arial" w:hAnsi="Arial"/>
@@ -16560,7 +16560,7 @@
               <w:spacing w:after="10" w:before="0"/>
               <w:ind w:left="120"/>
             </w:pPr>
-            <w:hyperlink w:history="1" r:id="rIdvgsn-wb3pv7yzlwyr892t">
+            <w:hyperlink w:history="1" r:id="rIduew5yygej14acwdaq8qmo">
               <w:r>
                 <w:rPr>
                   <w:rFonts w:ascii="Arial" w:cs="Arial" w:eastAsia="Arial" w:hAnsi="Arial"/>
@@ -16605,7 +16605,7 @@
             <w:pPr>
               <w:spacing w:after="20" w:before="0"/>
             </w:pPr>
-            <w:hyperlink w:history="1" r:id="rIdrfbqt5xse6q7ntwbyd45m">
+            <w:hyperlink w:history="1" r:id="rIdaayq_xzwd4bs4rktntv_r">
               <w:r>
                 <w:rPr>
                   <w:rFonts w:ascii="Arial" w:cs="Arial" w:eastAsia="Arial" w:hAnsi="Arial"/>
@@ -16654,7 +16654,7 @@
               <w:spacing w:after="10" w:before="0"/>
               <w:ind w:left="120"/>
             </w:pPr>
-            <w:hyperlink w:history="1" r:id="rIdcxocgssfkuoeybwaaxiiy">
+            <w:hyperlink w:history="1" r:id="rId7iwa7xhb0bq6tzs-yt8jh">
               <w:r>
                 <w:rPr>
                   <w:rFonts w:ascii="Arial" w:cs="Arial" w:eastAsia="Arial" w:hAnsi="Arial"/>
@@ -16854,7 +16854,7 @@
             <w:pPr>
               <w:spacing w:after="20" w:before="0"/>
             </w:pPr>
-            <w:hyperlink w:history="1" r:id="rId9mhgwl83d8slfmng_ojyb">
+            <w:hyperlink w:history="1" r:id="rId5qiqq3pvohsqgfatpulqe">
               <w:r>
                 <w:rPr>
                   <w:rFonts w:ascii="Arial" w:cs="Arial" w:eastAsia="Arial" w:hAnsi="Arial"/>
@@ -16903,7 +16903,7 @@
               <w:spacing w:after="10" w:before="0"/>
               <w:ind w:left="120"/>
             </w:pPr>
-            <w:hyperlink w:history="1" r:id="rIddd2lvbkc1141rjui17ehf">
+            <w:hyperlink w:history="1" r:id="rIdxvsqwtf95mz4oxney5clh">
               <w:r>
                 <w:rPr>
                   <w:rFonts w:ascii="Arial" w:cs="Arial" w:eastAsia="Arial" w:hAnsi="Arial"/>
@@ -16948,7 +16948,7 @@
             <w:pPr>
               <w:spacing w:after="20" w:before="0"/>
             </w:pPr>
-            <w:hyperlink w:history="1" r:id="rIduiuwihaepqmhdgwovsvcv">
+            <w:hyperlink w:history="1" r:id="rId5d6sxgq60fu2ibd3x4ydl">
               <w:r>
                 <w:rPr>
                   <w:rFonts w:ascii="Arial" w:cs="Arial" w:eastAsia="Arial" w:hAnsi="Arial"/>
@@ -16997,7 +16997,7 @@
               <w:spacing w:after="10" w:before="0"/>
               <w:ind w:left="120"/>
             </w:pPr>
-            <w:hyperlink w:history="1" r:id="rIdvxmauknkfv2vgtjpxzupl">
+            <w:hyperlink w:history="1" r:id="rIdj9nzbjabeqqkbbajduzqx">
               <w:r>
                 <w:rPr>
                   <w:rFonts w:ascii="Arial" w:cs="Arial" w:eastAsia="Arial" w:hAnsi="Arial"/>
@@ -17197,7 +17197,7 @@
             <w:pPr>
               <w:spacing w:after="20" w:before="0"/>
             </w:pPr>
-            <w:hyperlink w:history="1" r:id="rIdbdmtn-vrk2crmjdsduevh">
+            <w:hyperlink w:history="1" r:id="rIdnfutquqgs_uwncbcopckm">
               <w:r>
                 <w:rPr>
                   <w:rFonts w:ascii="Arial" w:cs="Arial" w:eastAsia="Arial" w:hAnsi="Arial"/>
@@ -17246,7 +17246,7 @@
               <w:spacing w:after="10" w:before="0"/>
               <w:ind w:left="120"/>
             </w:pPr>
-            <w:hyperlink w:history="1" r:id="rId4gngafmrda0r8f2pxajbo">
+            <w:hyperlink w:history="1" r:id="rId8j0jemrfiscmrtgdabjan">
               <w:r>
                 <w:rPr>
                   <w:rFonts w:ascii="Arial" w:cs="Arial" w:eastAsia="Arial" w:hAnsi="Arial"/>
@@ -17291,7 +17291,7 @@
             <w:pPr>
               <w:spacing w:after="20" w:before="0"/>
             </w:pPr>
-            <w:hyperlink w:history="1" r:id="rIdvuca_usm5pcfi-_dt4d_w">
+            <w:hyperlink w:history="1" r:id="rIdzrbp2kqddd4g9uicwadp5">
               <w:r>
                 <w:rPr>
                   <w:rFonts w:ascii="Arial" w:cs="Arial" w:eastAsia="Arial" w:hAnsi="Arial"/>
@@ -17340,7 +17340,7 @@
               <w:spacing w:after="10" w:before="0"/>
               <w:ind w:left="120"/>
             </w:pPr>
-            <w:hyperlink w:history="1" r:id="rId44dtcy8xp7daljyr6ojee">
+            <w:hyperlink w:history="1" r:id="rId8a6wmcbxslfmt1kxuyr6s">
               <w:r>
                 <w:rPr>
                   <w:rFonts w:ascii="Arial" w:cs="Arial" w:eastAsia="Arial" w:hAnsi="Arial"/>
@@ -17865,7 +17865,7 @@
         </w:rPr>
         <w:t xml:space="preserve">© 2026 SeaVuria and ARES. Aligned with KICD objectives. Developed by SeaVuria; technical implementation by ARES (with AI assistance from Claude). Licensed under </w:t>
       </w:r>
-      <w:hyperlink w:history="1" r:id="rId5oslfrjcrdvrktnvjpqve">
+      <w:hyperlink w:history="1" r:id="rIdhwf54tlcvc2bp72sjsufm">
         <w:r>
           <w:rPr>
             <w:rFonts w:ascii="Arial" w:cs="Arial" w:eastAsia="Arial" w:hAnsi="Arial"/>
@@ -17886,7 +17886,7 @@
         </w:rPr>
         <w:t xml:space="preserve"> (</w:t>
       </w:r>
-      <w:hyperlink w:history="1" r:id="rIdpxja2q90mdj9ghtnieroc">
+      <w:hyperlink w:history="1" r:id="rIdsjheuyvtzn_syyz_zowx0">
         <w:r>
           <w:rPr>
             <w:rFonts w:ascii="Arial" w:cs="Arial" w:eastAsia="Arial" w:hAnsi="Arial"/>
@@ -18926,7 +18926,7 @@
             <w:pPr>
               <w:spacing w:after="20" w:before="0"/>
             </w:pPr>
-            <w:hyperlink w:history="1" r:id="rIdtgeizhoycenlfahvmy9xx">
+            <w:hyperlink w:history="1" r:id="rIdc601hgqssrfvywgouuvbu">
               <w:r>
                 <w:rPr>
                   <w:rFonts w:ascii="Arial" w:cs="Arial" w:eastAsia="Arial" w:hAnsi="Arial"/>
@@ -18959,7 +18959,7 @@
               <w:spacing w:after="10" w:before="0"/>
               <w:ind w:left="120"/>
             </w:pPr>
-            <w:hyperlink w:history="1" r:id="rIdmnq4qomroutqchblbzo29">
+            <w:hyperlink w:history="1" r:id="rIduga8_ladskjphiwl2bwbs">
               <w:r>
                 <w:rPr>
                   <w:rFonts w:ascii="Arial" w:cs="Arial" w:eastAsia="Arial" w:hAnsi="Arial"/>
@@ -19021,7 +19021,7 @@
               <w:spacing w:after="10" w:before="0"/>
               <w:ind w:left="120"/>
             </w:pPr>
-            <w:hyperlink w:history="1" r:id="rId7a6bn6jagndquup-19672">
+            <w:hyperlink w:history="1" r:id="rIdzbstzcetnrg2xamoyanzx">
               <w:r>
                 <w:rPr>
                   <w:rFonts w:ascii="Arial" w:cs="Arial" w:eastAsia="Arial" w:hAnsi="Arial"/>
@@ -19236,7 +19236,7 @@
             <w:pPr>
               <w:spacing w:after="20" w:before="0"/>
             </w:pPr>
-            <w:hyperlink w:history="1" r:id="rId7pwcnv7srl1zkombjkvw6">
+            <w:hyperlink w:history="1" r:id="rIdufrp_ucwef-ut7uwm5thh">
               <w:r>
                 <w:rPr>
                   <w:rFonts w:ascii="Arial" w:cs="Arial" w:eastAsia="Arial" w:hAnsi="Arial"/>
@@ -19269,7 +19269,7 @@
               <w:spacing w:after="10" w:before="0"/>
               <w:ind w:left="120"/>
             </w:pPr>
-            <w:hyperlink w:history="1" r:id="rId5hkmdo_kwfaq1erw1ivif">
+            <w:hyperlink w:history="1" r:id="rIdw-tnos4ixmuuz_9nzpema">
               <w:r>
                 <w:rPr>
                   <w:rFonts w:ascii="Arial" w:cs="Arial" w:eastAsia="Arial" w:hAnsi="Arial"/>
@@ -19331,7 +19331,7 @@
               <w:spacing w:after="10" w:before="0"/>
               <w:ind w:left="120"/>
             </w:pPr>
-            <w:hyperlink w:history="1" r:id="rId1_wpl2bs9zfcudfgbpabo">
+            <w:hyperlink w:history="1" r:id="rIdh_zev_137pd9pc-hg4r5k">
               <w:r>
                 <w:rPr>
                   <w:rFonts w:ascii="Arial" w:cs="Arial" w:eastAsia="Arial" w:hAnsi="Arial"/>
@@ -19546,7 +19546,7 @@
             <w:pPr>
               <w:spacing w:after="20" w:before="0"/>
             </w:pPr>
-            <w:hyperlink w:history="1" r:id="rIdpbwibjg7_yjgmmmsgabnd">
+            <w:hyperlink w:history="1" r:id="rIdnrgmnjpho4xrdxpt7d3ki">
               <w:r>
                 <w:rPr>
                   <w:rFonts w:ascii="Arial" w:cs="Arial" w:eastAsia="Arial" w:hAnsi="Arial"/>
@@ -19595,7 +19595,7 @@
               <w:spacing w:after="10" w:before="0"/>
               <w:ind w:left="120"/>
             </w:pPr>
-            <w:hyperlink w:history="1" r:id="rIditxvfwjhltnyee6xqmpi_">
+            <w:hyperlink w:history="1" r:id="rIdqhfn63xmdieh2wspt_qqs">
               <w:r>
                 <w:rPr>
                   <w:rFonts w:ascii="Arial" w:cs="Arial" w:eastAsia="Arial" w:hAnsi="Arial"/>
@@ -19657,7 +19657,7 @@
               <w:spacing w:after="10" w:before="0"/>
               <w:ind w:left="120"/>
             </w:pPr>
-            <w:hyperlink w:history="1" r:id="rIdmdtefnagg4q7wr13felk5">
+            <w:hyperlink w:history="1" r:id="rId7u_t_wjzjanuvxtjt5aff">
               <w:r>
                 <w:rPr>
                   <w:rFonts w:ascii="Arial" w:cs="Arial" w:eastAsia="Arial" w:hAnsi="Arial"/>
@@ -19872,7 +19872,7 @@
             <w:pPr>
               <w:spacing w:after="20" w:before="0"/>
             </w:pPr>
-            <w:hyperlink w:history="1" r:id="rIdbca0yqobpf6rssm_o77as">
+            <w:hyperlink w:history="1" r:id="rId6mzmuab-h5z-0cmgzmznw">
               <w:r>
                 <w:rPr>
                   <w:rFonts w:ascii="Arial" w:cs="Arial" w:eastAsia="Arial" w:hAnsi="Arial"/>
@@ -19905,7 +19905,7 @@
               <w:spacing w:after="10" w:before="0"/>
               <w:ind w:left="120"/>
             </w:pPr>
-            <w:hyperlink w:history="1" r:id="rIdvkwje4i-jclowvockk6vb">
+            <w:hyperlink w:history="1" r:id="rId7fcc-yr-gqwmesobptdno">
               <w:r>
                 <w:rPr>
                   <w:rFonts w:ascii="Arial" w:cs="Arial" w:eastAsia="Arial" w:hAnsi="Arial"/>
@@ -19967,7 +19967,7 @@
               <w:spacing w:after="10" w:before="0"/>
               <w:ind w:left="120"/>
             </w:pPr>
-            <w:hyperlink w:history="1" r:id="rIdgfw-wdchjveuwl2cmjps1">
+            <w:hyperlink w:history="1" r:id="rIdbtyzp2aepnllquvmp2qf7">
               <w:r>
                 <w:rPr>
                   <w:rFonts w:ascii="Arial" w:cs="Arial" w:eastAsia="Arial" w:hAnsi="Arial"/>
@@ -20182,7 +20182,7 @@
             <w:pPr>
               <w:spacing w:after="20" w:before="0"/>
             </w:pPr>
-            <w:hyperlink w:history="1" r:id="rIdam7oqwnabatvfxk9x1ebk">
+            <w:hyperlink w:history="1" r:id="rIddnlxelopmrrhzplgoztuk">
               <w:r>
                 <w:rPr>
                   <w:rFonts w:ascii="Arial" w:cs="Arial" w:eastAsia="Arial" w:hAnsi="Arial"/>
@@ -20215,7 +20215,7 @@
               <w:spacing w:after="10" w:before="0"/>
               <w:ind w:left="120"/>
             </w:pPr>
-            <w:hyperlink w:history="1" r:id="rIdwm0_tdpexd9zvl401ed0w">
+            <w:hyperlink w:history="1" r:id="rId5hdodowdx41l3l6nfykf5">
               <w:r>
                 <w:rPr>
                   <w:rFonts w:ascii="Arial" w:cs="Arial" w:eastAsia="Arial" w:hAnsi="Arial"/>
@@ -20277,7 +20277,7 @@
               <w:spacing w:after="10" w:before="0"/>
               <w:ind w:left="120"/>
             </w:pPr>
-            <w:hyperlink w:history="1" r:id="rId8glejyuhk1375qgqyi9np">
+            <w:hyperlink w:history="1" r:id="rIdgfbal5zpbbbbirxe-dtjx">
               <w:r>
                 <w:rPr>
                   <w:rFonts w:ascii="Arial" w:cs="Arial" w:eastAsia="Arial" w:hAnsi="Arial"/>
@@ -20817,7 +20817,7 @@
         </w:rPr>
         <w:t xml:space="preserve">© 2026 SeaVuria and ARES. Aligned with KICD objectives. Developed by SeaVuria; technical implementation by ARES (with AI assistance from Claude). Licensed under </w:t>
       </w:r>
-      <w:hyperlink w:history="1" r:id="rId00whckmnxdqyyxmn0veef">
+      <w:hyperlink w:history="1" r:id="rIdvyljwfmmkboz1e0s6art8">
         <w:r>
           <w:rPr>
             <w:rFonts w:ascii="Arial" w:cs="Arial" w:eastAsia="Arial" w:hAnsi="Arial"/>
@@ -20838,7 +20838,7 @@
         </w:rPr>
         <w:t xml:space="preserve"> (</w:t>
       </w:r>
-      <w:hyperlink w:history="1" r:id="rIdvxralvnprhcjl7ktczp1q">
+      <w:hyperlink w:history="1" r:id="rIdo5p2aa74ucpperanvlokb">
         <w:r>
           <w:rPr>
             <w:rFonts w:ascii="Arial" w:cs="Arial" w:eastAsia="Arial" w:hAnsi="Arial"/>
@@ -21878,7 +21878,7 @@
             <w:pPr>
               <w:spacing w:after="20" w:before="0"/>
             </w:pPr>
-            <w:hyperlink w:history="1" r:id="rIdojxfe6dikodtn0b9xdgdd">
+            <w:hyperlink w:history="1" r:id="rIda2upjpnmrttpzl19fllrr">
               <w:r>
                 <w:rPr>
                   <w:rFonts w:ascii="Arial" w:cs="Arial" w:eastAsia="Arial" w:hAnsi="Arial"/>
@@ -21911,7 +21911,7 @@
               <w:spacing w:after="10" w:before="0"/>
               <w:ind w:left="120"/>
             </w:pPr>
-            <w:hyperlink w:history="1" r:id="rId4bw8czjekresmnzvgu1cd">
+            <w:hyperlink w:history="1" r:id="rIdqice0sedr43bztn_go6j0">
               <w:r>
                 <w:rPr>
                   <w:rFonts w:ascii="Arial" w:cs="Arial" w:eastAsia="Arial" w:hAnsi="Arial"/>
@@ -21956,7 +21956,7 @@
             <w:pPr>
               <w:spacing w:after="20" w:before="0"/>
             </w:pPr>
-            <w:hyperlink w:history="1" r:id="rIdps-am6evctmb667wq9ljc">
+            <w:hyperlink w:history="1" r:id="rIddhhoy66jcifdwzfjf8aly">
               <w:r>
                 <w:rPr>
                   <w:rFonts w:ascii="Arial" w:cs="Arial" w:eastAsia="Arial" w:hAnsi="Arial"/>
@@ -22005,7 +22005,7 @@
               <w:spacing w:after="10" w:before="0"/>
               <w:ind w:left="120"/>
             </w:pPr>
-            <w:hyperlink w:history="1" r:id="rIdzbtvowt8wbifl9ze0xtqs">
+            <w:hyperlink w:history="1" r:id="rIdscsluh1hkfozjq5dpq58d">
               <w:r>
                 <w:rPr>
                   <w:rFonts w:ascii="Arial" w:cs="Arial" w:eastAsia="Arial" w:hAnsi="Arial"/>
@@ -22205,7 +22205,7 @@
             <w:pPr>
               <w:spacing w:after="20" w:before="0"/>
             </w:pPr>
-            <w:hyperlink w:history="1" r:id="rIdzcnt6xugia1y3uvb-9mzj">
+            <w:hyperlink w:history="1" r:id="rIdn6bxfh7pyv79tu-ajxupw">
               <w:r>
                 <w:rPr>
                   <w:rFonts w:ascii="Arial" w:cs="Arial" w:eastAsia="Arial" w:hAnsi="Arial"/>
@@ -22238,7 +22238,7 @@
               <w:spacing w:after="10" w:before="0"/>
               <w:ind w:left="120"/>
             </w:pPr>
-            <w:hyperlink w:history="1" r:id="rId3mekeip9yeibd-pwbm0bv">
+            <w:hyperlink w:history="1" r:id="rIdqckmu8luvuct1dliyvkgy">
               <w:r>
                 <w:rPr>
                   <w:rFonts w:ascii="Arial" w:cs="Arial" w:eastAsia="Arial" w:hAnsi="Arial"/>
@@ -22283,7 +22283,7 @@
             <w:pPr>
               <w:spacing w:after="20" w:before="0"/>
             </w:pPr>
-            <w:hyperlink w:history="1" r:id="rIdfzaphnyim72d85jvcigtv">
+            <w:hyperlink w:history="1" r:id="rId0105yr_i3qfjkyrgjelq5">
               <w:r>
                 <w:rPr>
                   <w:rFonts w:ascii="Arial" w:cs="Arial" w:eastAsia="Arial" w:hAnsi="Arial"/>
@@ -22332,7 +22332,7 @@
               <w:spacing w:after="10" w:before="0"/>
               <w:ind w:left="120"/>
             </w:pPr>
-            <w:hyperlink w:history="1" r:id="rIdhun9c6awxzgplwblamz5l">
+            <w:hyperlink w:history="1" r:id="rIdst0fcuua4i3dn4kh1g3cr">
               <w:r>
                 <w:rPr>
                   <w:rFonts w:ascii="Arial" w:cs="Arial" w:eastAsia="Arial" w:hAnsi="Arial"/>
@@ -22532,7 +22532,7 @@
             <w:pPr>
               <w:spacing w:after="20" w:before="0"/>
             </w:pPr>
-            <w:hyperlink w:history="1" r:id="rIdh1gxhymrzomhsfndxjgrs">
+            <w:hyperlink w:history="1" r:id="rId9wrdtk0oqehg-jppytaeb">
               <w:r>
                 <w:rPr>
                   <w:rFonts w:ascii="Arial" w:cs="Arial" w:eastAsia="Arial" w:hAnsi="Arial"/>
@@ -22565,7 +22565,7 @@
               <w:spacing w:after="10" w:before="0"/>
               <w:ind w:left="120"/>
             </w:pPr>
-            <w:hyperlink w:history="1" r:id="rIdts-4xnpuarlgjehe8ftxz">
+            <w:hyperlink w:history="1" r:id="rIdoexhagyllnw0rpsnw7zkp">
               <w:r>
                 <w:rPr>
                   <w:rFonts w:ascii="Arial" w:cs="Arial" w:eastAsia="Arial" w:hAnsi="Arial"/>
@@ -22610,7 +22610,7 @@
             <w:pPr>
               <w:spacing w:after="20" w:before="0"/>
             </w:pPr>
-            <w:hyperlink w:history="1" r:id="rIdb5p47oeiehjhckxvlagzb">
+            <w:hyperlink w:history="1" r:id="rIdr7vo7k3yt4fcm8jomsh06">
               <w:r>
                 <w:rPr>
                   <w:rFonts w:ascii="Arial" w:cs="Arial" w:eastAsia="Arial" w:hAnsi="Arial"/>
@@ -22659,7 +22659,7 @@
               <w:spacing w:after="10" w:before="0"/>
               <w:ind w:left="120"/>
             </w:pPr>
-            <w:hyperlink w:history="1" r:id="rIdtmekcb3gvrkof7kjm3b7q">
+            <w:hyperlink w:history="1" r:id="rIdduhhema_2a4n7ge5cpu6h">
               <w:r>
                 <w:rPr>
                   <w:rFonts w:ascii="Arial" w:cs="Arial" w:eastAsia="Arial" w:hAnsi="Arial"/>
@@ -22859,7 +22859,7 @@
             <w:pPr>
               <w:spacing w:after="20" w:before="0"/>
             </w:pPr>
-            <w:hyperlink w:history="1" r:id="rId0f0sl7ymoxoaen0ppvfw1">
+            <w:hyperlink w:history="1" r:id="rIdhbozjnj2mn7cn8cucu4gu">
               <w:r>
                 <w:rPr>
                   <w:rFonts w:ascii="Arial" w:cs="Arial" w:eastAsia="Arial" w:hAnsi="Arial"/>
@@ -22892,7 +22892,7 @@
               <w:spacing w:after="10" w:before="0"/>
               <w:ind w:left="120"/>
             </w:pPr>
-            <w:hyperlink w:history="1" r:id="rIdpb5w9bwacu3zlutyw0s81">
+            <w:hyperlink w:history="1" r:id="rIdyucpxocwcdhl4yh1pm3hj">
               <w:r>
                 <w:rPr>
                   <w:rFonts w:ascii="Arial" w:cs="Arial" w:eastAsia="Arial" w:hAnsi="Arial"/>
@@ -22937,7 +22937,7 @@
             <w:pPr>
               <w:spacing w:after="20" w:before="0"/>
             </w:pPr>
-            <w:hyperlink w:history="1" r:id="rIduogb2urqsahtqz_uufrkt">
+            <w:hyperlink w:history="1" r:id="rIdcg8l6qtr5qsukux-ifsla">
               <w:r>
                 <w:rPr>
                   <w:rFonts w:ascii="Arial" w:cs="Arial" w:eastAsia="Arial" w:hAnsi="Arial"/>
@@ -22986,7 +22986,7 @@
               <w:spacing w:after="10" w:before="0"/>
               <w:ind w:left="120"/>
             </w:pPr>
-            <w:hyperlink w:history="1" r:id="rIdxlygitrxpoevfqx26olwo">
+            <w:hyperlink w:history="1" r:id="rIdp4ovwje_wgoh0ytbuc3fa">
               <w:r>
                 <w:rPr>
                   <w:rFonts w:ascii="Arial" w:cs="Arial" w:eastAsia="Arial" w:hAnsi="Arial"/>
@@ -23186,7 +23186,7 @@
             <w:pPr>
               <w:spacing w:after="20" w:before="0"/>
             </w:pPr>
-            <w:hyperlink w:history="1" r:id="rIdjep7p9top79_uq6ttrn8g">
+            <w:hyperlink w:history="1" r:id="rIdgoadn_cphcg_f_e7nwjpd">
               <w:r>
                 <w:rPr>
                   <w:rFonts w:ascii="Arial" w:cs="Arial" w:eastAsia="Arial" w:hAnsi="Arial"/>
@@ -23235,7 +23235,7 @@
               <w:spacing w:after="10" w:before="0"/>
               <w:ind w:left="120"/>
             </w:pPr>
-            <w:hyperlink w:history="1" r:id="rIdnst21cxyeifxi87fujrlr">
+            <w:hyperlink w:history="1" r:id="rId65au5r_2jvvrkqfu4sift">
               <w:r>
                 <w:rPr>
                   <w:rFonts w:ascii="Arial" w:cs="Arial" w:eastAsia="Arial" w:hAnsi="Arial"/>
@@ -23280,7 +23280,7 @@
             <w:pPr>
               <w:spacing w:after="20" w:before="0"/>
             </w:pPr>
-            <w:hyperlink w:history="1" r:id="rIdxqft0hg5bv3wjpier8d3j">
+            <w:hyperlink w:history="1" r:id="rId-vwhjuntxawenvx5yy8rf">
               <w:r>
                 <w:rPr>
                   <w:rFonts w:ascii="Arial" w:cs="Arial" w:eastAsia="Arial" w:hAnsi="Arial"/>
@@ -23329,7 +23329,7 @@
               <w:spacing w:after="10" w:before="0"/>
               <w:ind w:left="120"/>
             </w:pPr>
-            <w:hyperlink w:history="1" r:id="rIdbyueo3hsy0w8ovtruxzdg">
+            <w:hyperlink w:history="1" r:id="rIdnicslqajlfw_ijofrswqr">
               <w:r>
                 <w:rPr>
                   <w:rFonts w:ascii="Arial" w:cs="Arial" w:eastAsia="Arial" w:hAnsi="Arial"/>
@@ -23854,7 +23854,7 @@
         </w:rPr>
         <w:t xml:space="preserve">© 2026 SeaVuria and ARES. Aligned with KICD objectives. Developed by SeaVuria; technical implementation by ARES (with AI assistance from Claude). Licensed under </w:t>
       </w:r>
-      <w:hyperlink w:history="1" r:id="rIdmzptzxlzgef7delvgvwkq">
+      <w:hyperlink w:history="1" r:id="rIdx0sgxfunexyc1_hijulwc">
         <w:r>
           <w:rPr>
             <w:rFonts w:ascii="Arial" w:cs="Arial" w:eastAsia="Arial" w:hAnsi="Arial"/>
@@ -23875,7 +23875,7 @@
         </w:rPr>
         <w:t xml:space="preserve"> (</w:t>
       </w:r>
-      <w:hyperlink w:history="1" r:id="rIdcbyzcic3g546vp21qmj7u">
+      <w:hyperlink w:history="1" r:id="rIdbozkkktvkto_ttudu6wef">
         <w:r>
           <w:rPr>
             <w:rFonts w:ascii="Arial" w:cs="Arial" w:eastAsia="Arial" w:hAnsi="Arial"/>
@@ -24915,7 +24915,7 @@
             <w:pPr>
               <w:spacing w:after="20" w:before="0"/>
             </w:pPr>
-            <w:hyperlink w:history="1" r:id="rIdzgb0x991rrzduspahwddv">
+            <w:hyperlink w:history="1" r:id="rIdngqbn7be1hg5ibockb7el">
               <w:r>
                 <w:rPr>
                   <w:rFonts w:ascii="Arial" w:cs="Arial" w:eastAsia="Arial" w:hAnsi="Arial"/>
@@ -24948,7 +24948,7 @@
               <w:spacing w:after="10" w:before="0"/>
               <w:ind w:left="120"/>
             </w:pPr>
-            <w:hyperlink w:history="1" r:id="rIdwqgfvmh7yiww4vtaqp6br">
+            <w:hyperlink w:history="1" r:id="rIdm1luihjnyuodc9p2fdw9y">
               <w:r>
                 <w:rPr>
                   <w:rFonts w:ascii="Arial" w:cs="Arial" w:eastAsia="Arial" w:hAnsi="Arial"/>
@@ -24993,7 +24993,7 @@
             <w:pPr>
               <w:spacing w:after="20" w:before="0"/>
             </w:pPr>
-            <w:hyperlink w:history="1" r:id="rIdxtecjw7gtrzuqoil2ihqf">
+            <w:hyperlink w:history="1" r:id="rIdum7rqdkdwhijyewf4_hc2">
               <w:r>
                 <w:rPr>
                   <w:rFonts w:ascii="Arial" w:cs="Arial" w:eastAsia="Arial" w:hAnsi="Arial"/>
@@ -25042,7 +25042,7 @@
               <w:spacing w:after="10" w:before="0"/>
               <w:ind w:left="120"/>
             </w:pPr>
-            <w:hyperlink w:history="1" r:id="rIds-f_aprlprlkgmi75ku_0">
+            <w:hyperlink w:history="1" r:id="rIdc8tfyfywgv5vdi7o2ba9n">
               <w:r>
                 <w:rPr>
                   <w:rFonts w:ascii="Arial" w:cs="Arial" w:eastAsia="Arial" w:hAnsi="Arial"/>
@@ -25242,7 +25242,7 @@
             <w:pPr>
               <w:spacing w:after="20" w:before="0"/>
             </w:pPr>
-            <w:hyperlink w:history="1" r:id="rIdjfxz8zt0yjz7qhmxvyhhs">
+            <w:hyperlink w:history="1" r:id="rIdyzrfscgcry-pjqpy898sz">
               <w:r>
                 <w:rPr>
                   <w:rFonts w:ascii="Arial" w:cs="Arial" w:eastAsia="Arial" w:hAnsi="Arial"/>
@@ -25275,7 +25275,7 @@
               <w:spacing w:after="10" w:before="0"/>
               <w:ind w:left="120"/>
             </w:pPr>
-            <w:hyperlink w:history="1" r:id="rId0amdulja_xyt37fookm1l">
+            <w:hyperlink w:history="1" r:id="rIddf29xavqygphl675b8ayc">
               <w:r>
                 <w:rPr>
                   <w:rFonts w:ascii="Arial" w:cs="Arial" w:eastAsia="Arial" w:hAnsi="Arial"/>
@@ -25320,7 +25320,7 @@
             <w:pPr>
               <w:spacing w:after="20" w:before="0"/>
             </w:pPr>
-            <w:hyperlink w:history="1" r:id="rIda-z-_lijmsgce3uavhzuu">
+            <w:hyperlink w:history="1" r:id="rId1_beewfsrhf9t1fkpm_nv">
               <w:r>
                 <w:rPr>
                   <w:rFonts w:ascii="Arial" w:cs="Arial" w:eastAsia="Arial" w:hAnsi="Arial"/>
@@ -25369,7 +25369,7 @@
               <w:spacing w:after="10" w:before="0"/>
               <w:ind w:left="120"/>
             </w:pPr>
-            <w:hyperlink w:history="1" r:id="rId8k1qhqksl9hr9lvcuqla7">
+            <w:hyperlink w:history="1" r:id="rIdg1kcbvipgosx7iggt7p98">
               <w:r>
                 <w:rPr>
                   <w:rFonts w:ascii="Arial" w:cs="Arial" w:eastAsia="Arial" w:hAnsi="Arial"/>
@@ -25569,7 +25569,7 @@
             <w:pPr>
               <w:spacing w:after="20" w:before="0"/>
             </w:pPr>
-            <w:hyperlink w:history="1" r:id="rId8ajnf0hrf04bhhweoayb3">
+            <w:hyperlink w:history="1" r:id="rIdi0zz4tctabxqcpiu2ka0m">
               <w:r>
                 <w:rPr>
                   <w:rFonts w:ascii="Arial" w:cs="Arial" w:eastAsia="Arial" w:hAnsi="Arial"/>
@@ -25618,7 +25618,7 @@
               <w:spacing w:after="10" w:before="0"/>
               <w:ind w:left="120"/>
             </w:pPr>
-            <w:hyperlink w:history="1" r:id="rIdubopx12jk5phmnii_p6ti">
+            <w:hyperlink w:history="1" r:id="rIdcv1-jdzxt8aoq5hamstm6">
               <w:r>
                 <w:rPr>
                   <w:rFonts w:ascii="Arial" w:cs="Arial" w:eastAsia="Arial" w:hAnsi="Arial"/>
@@ -25663,7 +25663,7 @@
             <w:pPr>
               <w:spacing w:after="20" w:before="0"/>
             </w:pPr>
-            <w:hyperlink w:history="1" r:id="rId8b_icsnu7zecyd-0rhtai">
+            <w:hyperlink w:history="1" r:id="rIdpenr8ddqcffi_j8xydri_">
               <w:r>
                 <w:rPr>
                   <w:rFonts w:ascii="Arial" w:cs="Arial" w:eastAsia="Arial" w:hAnsi="Arial"/>
@@ -25712,7 +25712,7 @@
               <w:spacing w:after="10" w:before="0"/>
               <w:ind w:left="120"/>
             </w:pPr>
-            <w:hyperlink w:history="1" r:id="rIdtmzrryrig4-hwcgfxezll">
+            <w:hyperlink w:history="1" r:id="rIdkehvzy6qbcnqgpcrinpaa">
               <w:r>
                 <w:rPr>
                   <w:rFonts w:ascii="Arial" w:cs="Arial" w:eastAsia="Arial" w:hAnsi="Arial"/>
@@ -25912,7 +25912,7 @@
             <w:pPr>
               <w:spacing w:after="20" w:before="0"/>
             </w:pPr>
-            <w:hyperlink w:history="1" r:id="rIdpyu8fmry5xrzjgwkbvio_">
+            <w:hyperlink w:history="1" r:id="rId1sapmm5lcvsptezfk4hko">
               <w:r>
                 <w:rPr>
                   <w:rFonts w:ascii="Arial" w:cs="Arial" w:eastAsia="Arial" w:hAnsi="Arial"/>
@@ -25945,7 +25945,7 @@
               <w:spacing w:after="10" w:before="0"/>
               <w:ind w:left="120"/>
             </w:pPr>
-            <w:hyperlink w:history="1" r:id="rIdlxyjircq8tzj3a-afn3ok">
+            <w:hyperlink w:history="1" r:id="rIdvj_bbwz8w3kb-7imp_-r2">
               <w:r>
                 <w:rPr>
                   <w:rFonts w:ascii="Arial" w:cs="Arial" w:eastAsia="Arial" w:hAnsi="Arial"/>
@@ -25990,7 +25990,7 @@
             <w:pPr>
               <w:spacing w:after="20" w:before="0"/>
             </w:pPr>
-            <w:hyperlink w:history="1" r:id="rIdxlhrnq0rldo4faonkkkks">
+            <w:hyperlink w:history="1" r:id="rId3ovcg7sjdnjj7mexr-6hs">
               <w:r>
                 <w:rPr>
                   <w:rFonts w:ascii="Arial" w:cs="Arial" w:eastAsia="Arial" w:hAnsi="Arial"/>
@@ -26039,7 +26039,7 @@
               <w:spacing w:after="10" w:before="0"/>
               <w:ind w:left="120"/>
             </w:pPr>
-            <w:hyperlink w:history="1" r:id="rId5zp3kgrqu21dczhjg8cng">
+            <w:hyperlink w:history="1" r:id="rIdaaobs1zd6g7yo5rro1xwy">
               <w:r>
                 <w:rPr>
                   <w:rFonts w:ascii="Arial" w:cs="Arial" w:eastAsia="Arial" w:hAnsi="Arial"/>
@@ -26239,7 +26239,7 @@
             <w:pPr>
               <w:spacing w:after="20" w:before="0"/>
             </w:pPr>
-            <w:hyperlink w:history="1" r:id="rId7nke8lop9fihk3lsp9fxy">
+            <w:hyperlink w:history="1" r:id="rIdpfh7hryxpvjev0i5ciddi">
               <w:r>
                 <w:rPr>
                   <w:rFonts w:ascii="Arial" w:cs="Arial" w:eastAsia="Arial" w:hAnsi="Arial"/>
@@ -26272,7 +26272,7 @@
               <w:spacing w:after="10" w:before="0"/>
               <w:ind w:left="120"/>
             </w:pPr>
-            <w:hyperlink w:history="1" r:id="rIdkjz1yno01n0hwybm4esro">
+            <w:hyperlink w:history="1" r:id="rIdsrjjl5mjhpjlzuucvw7pq">
               <w:r>
                 <w:rPr>
                   <w:rFonts w:ascii="Arial" w:cs="Arial" w:eastAsia="Arial" w:hAnsi="Arial"/>
@@ -26317,7 +26317,7 @@
             <w:pPr>
               <w:spacing w:after="20" w:before="0"/>
             </w:pPr>
-            <w:hyperlink w:history="1" r:id="rIdltr3tzmh6bnjiiucs6oo0">
+            <w:hyperlink w:history="1" r:id="rIdv4u3s3mjvghc-rj6wucq6">
               <w:r>
                 <w:rPr>
                   <w:rFonts w:ascii="Arial" w:cs="Arial" w:eastAsia="Arial" w:hAnsi="Arial"/>
@@ -26366,7 +26366,7 @@
               <w:spacing w:after="10" w:before="0"/>
               <w:ind w:left="120"/>
             </w:pPr>
-            <w:hyperlink w:history="1" r:id="rIduyrigedp8bajlckxguu3r">
+            <w:hyperlink w:history="1" r:id="rIdii3sksg-tjb0obeizard-">
               <w:r>
                 <w:rPr>
                   <w:rFonts w:ascii="Arial" w:cs="Arial" w:eastAsia="Arial" w:hAnsi="Arial"/>
@@ -26891,7 +26891,7 @@
         </w:rPr>
         <w:t xml:space="preserve">© 2026 SeaVuria and ARES. Aligned with KICD objectives. Developed by SeaVuria; technical implementation by ARES (with AI assistance from Claude). Licensed under </w:t>
       </w:r>
-      <w:hyperlink w:history="1" r:id="rIdpvpjitwn_xi__dfj_xxgb">
+      <w:hyperlink w:history="1" r:id="rIdcuzi2v8spyhwsptfm_qzu">
         <w:r>
           <w:rPr>
             <w:rFonts w:ascii="Arial" w:cs="Arial" w:eastAsia="Arial" w:hAnsi="Arial"/>
@@ -26912,7 +26912,7 @@
         </w:rPr>
         <w:t xml:space="preserve"> (</w:t>
       </w:r>
-      <w:hyperlink w:history="1" r:id="rIdmvvhnkxrdkus80hazz9sz">
+      <w:hyperlink w:history="1" r:id="rId0wdv7owagkn9ucg1hysdb">
         <w:r>
           <w:rPr>
             <w:rFonts w:ascii="Arial" w:cs="Arial" w:eastAsia="Arial" w:hAnsi="Arial"/>
@@ -27952,7 +27952,7 @@
             <w:pPr>
               <w:spacing w:after="20" w:before="0"/>
             </w:pPr>
-            <w:hyperlink w:history="1" r:id="rId9gv472elr5c6kvslkmope">
+            <w:hyperlink w:history="1" r:id="rIdzln6gdoadvu9eca4cwukw">
               <w:r>
                 <w:rPr>
                   <w:rFonts w:ascii="Arial" w:cs="Arial" w:eastAsia="Arial" w:hAnsi="Arial"/>
@@ -27985,7 +27985,7 @@
               <w:spacing w:after="10" w:before="0"/>
               <w:ind w:left="120"/>
             </w:pPr>
-            <w:hyperlink w:history="1" r:id="rIdnfcazgddx__vlffh516hm">
+            <w:hyperlink w:history="1" r:id="rIdphhg1h9mg1iep2ekpqpqo">
               <w:r>
                 <w:rPr>
                   <w:rFonts w:ascii="Arial" w:cs="Arial" w:eastAsia="Arial" w:hAnsi="Arial"/>
@@ -28047,7 +28047,7 @@
               <w:spacing w:after="10" w:before="0"/>
               <w:ind w:left="120"/>
             </w:pPr>
-            <w:hyperlink w:history="1" r:id="rIdxhq7zbv-mv8fhljn5jmh2">
+            <w:hyperlink w:history="1" r:id="rIdsxh4mzqo-3oxas2xz3jvf">
               <w:r>
                 <w:rPr>
                   <w:rFonts w:ascii="Arial" w:cs="Arial" w:eastAsia="Arial" w:hAnsi="Arial"/>
@@ -28262,7 +28262,7 @@
             <w:pPr>
               <w:spacing w:after="20" w:before="0"/>
             </w:pPr>
-            <w:hyperlink w:history="1" r:id="rIdu4be-knda6dsfgj3oeddf">
+            <w:hyperlink w:history="1" r:id="rIdeq1fon1pquofixixjtxpl">
               <w:r>
                 <w:rPr>
                   <w:rFonts w:ascii="Arial" w:cs="Arial" w:eastAsia="Arial" w:hAnsi="Arial"/>
@@ -28295,7 +28295,7 @@
               <w:spacing w:after="10" w:before="0"/>
               <w:ind w:left="120"/>
             </w:pPr>
-            <w:hyperlink w:history="1" r:id="rId-dhqcxsamcsiher7kvewv">
+            <w:hyperlink w:history="1" r:id="rIdtol6uobfyhugpt1tldfv0">
               <w:r>
                 <w:rPr>
                   <w:rFonts w:ascii="Arial" w:cs="Arial" w:eastAsia="Arial" w:hAnsi="Arial"/>
@@ -28357,7 +28357,7 @@
               <w:spacing w:after="10" w:before="0"/>
               <w:ind w:left="120"/>
             </w:pPr>
-            <w:hyperlink w:history="1" r:id="rIdsgyknl-a-anwwb6uynpo1">
+            <w:hyperlink w:history="1" r:id="rIdhwmsttnu_n-6g6hifugvj">
               <w:r>
                 <w:rPr>
                   <w:rFonts w:ascii="Arial" w:cs="Arial" w:eastAsia="Arial" w:hAnsi="Arial"/>
@@ -28572,7 +28572,7 @@
             <w:pPr>
               <w:spacing w:after="20" w:before="0"/>
             </w:pPr>
-            <w:hyperlink w:history="1" r:id="rIdrbzxz_dx1fqyaq88wihga">
+            <w:hyperlink w:history="1" r:id="rId2puk63elkp_ly2ufcrn6u">
               <w:r>
                 <w:rPr>
                   <w:rFonts w:ascii="Arial" w:cs="Arial" w:eastAsia="Arial" w:hAnsi="Arial"/>
@@ -28605,7 +28605,7 @@
               <w:spacing w:after="10" w:before="0"/>
               <w:ind w:left="120"/>
             </w:pPr>
-            <w:hyperlink w:history="1" r:id="rIdk7uqlyc-z7qtbcnvaa06a">
+            <w:hyperlink w:history="1" r:id="rId48ap6u14oe2j28ljjaqjr">
               <w:r>
                 <w:rPr>
                   <w:rFonts w:ascii="Arial" w:cs="Arial" w:eastAsia="Arial" w:hAnsi="Arial"/>
@@ -28667,7 +28667,7 @@
               <w:spacing w:after="10" w:before="0"/>
               <w:ind w:left="120"/>
             </w:pPr>
-            <w:hyperlink w:history="1" r:id="rId7qfrfudpnd2q8paxasodq">
+            <w:hyperlink w:history="1" r:id="rIdd8_ohc-ep5xxllanmrk44">
               <w:r>
                 <w:rPr>
                   <w:rFonts w:ascii="Arial" w:cs="Arial" w:eastAsia="Arial" w:hAnsi="Arial"/>
@@ -28882,7 +28882,7 @@
             <w:pPr>
               <w:spacing w:after="20" w:before="0"/>
             </w:pPr>
-            <w:hyperlink w:history="1" r:id="rIdnhofrc0uk5_hrznbibucg">
+            <w:hyperlink w:history="1" r:id="rIdtn9ecgm9neephwkin0fv0">
               <w:r>
                 <w:rPr>
                   <w:rFonts w:ascii="Arial" w:cs="Arial" w:eastAsia="Arial" w:hAnsi="Arial"/>
@@ -28915,7 +28915,7 @@
               <w:spacing w:after="10" w:before="0"/>
               <w:ind w:left="120"/>
             </w:pPr>
-            <w:hyperlink w:history="1" r:id="rIdkikpbyzyqonnwdt7gnjwp">
+            <w:hyperlink w:history="1" r:id="rIdfcrh44303acpd6rs2wf_i">
               <w:r>
                 <w:rPr>
                   <w:rFonts w:ascii="Arial" w:cs="Arial" w:eastAsia="Arial" w:hAnsi="Arial"/>
@@ -28977,7 +28977,7 @@
               <w:spacing w:after="10" w:before="0"/>
               <w:ind w:left="120"/>
             </w:pPr>
-            <w:hyperlink w:history="1" r:id="rIdclccllr2ztnfcaiypirdv">
+            <w:hyperlink w:history="1" r:id="rIdaksaappm5cycom2kvu6rs">
               <w:r>
                 <w:rPr>
                   <w:rFonts w:ascii="Arial" w:cs="Arial" w:eastAsia="Arial" w:hAnsi="Arial"/>
@@ -29192,7 +29192,7 @@
             <w:pPr>
               <w:spacing w:after="20" w:before="0"/>
             </w:pPr>
-            <w:hyperlink w:history="1" r:id="rId8nmxhunwr2txdnhtyicn6">
+            <w:hyperlink w:history="1" r:id="rIdqwxsjglly3i6ummlx2ml8">
               <w:r>
                 <w:rPr>
                   <w:rFonts w:ascii="Arial" w:cs="Arial" w:eastAsia="Arial" w:hAnsi="Arial"/>
@@ -29225,7 +29225,7 @@
               <w:spacing w:after="10" w:before="0"/>
               <w:ind w:left="120"/>
             </w:pPr>
-            <w:hyperlink w:history="1" r:id="rIdakg0rtr5svjualautzkio">
+            <w:hyperlink w:history="1" r:id="rIdrkr3tptncrzsazmkl3ocb">
               <w:r>
                 <w:rPr>
                   <w:rFonts w:ascii="Arial" w:cs="Arial" w:eastAsia="Arial" w:hAnsi="Arial"/>
@@ -29287,7 +29287,7 @@
               <w:spacing w:after="10" w:before="0"/>
               <w:ind w:left="120"/>
             </w:pPr>
-            <w:hyperlink w:history="1" r:id="rIdtobv44dc-yi-4gbmubdgs">
+            <w:hyperlink w:history="1" r:id="rIdcm0yx7plu6wotdviztyno">
               <w:r>
                 <w:rPr>
                   <w:rFonts w:ascii="Arial" w:cs="Arial" w:eastAsia="Arial" w:hAnsi="Arial"/>
@@ -29827,7 +29827,7 @@
         </w:rPr>
         <w:t xml:space="preserve">© 2026 SeaVuria and ARES. Aligned with KICD objectives. Developed by SeaVuria; technical implementation by ARES (with AI assistance from Claude). Licensed under </w:t>
       </w:r>
-      <w:hyperlink w:history="1" r:id="rIdp5yqlly2y8gc_e14vioam">
+      <w:hyperlink w:history="1" r:id="rIdkn2juyfhzvol_sn3zd8hb">
         <w:r>
           <w:rPr>
             <w:rFonts w:ascii="Arial" w:cs="Arial" w:eastAsia="Arial" w:hAnsi="Arial"/>
@@ -29848,7 +29848,7 @@
         </w:rPr>
         <w:t xml:space="preserve"> (</w:t>
       </w:r>
-      <w:hyperlink w:history="1" r:id="rIddpoeo5njcuacyskpj9b_7">
+      <w:hyperlink w:history="1" r:id="rId1ql58zghy4h44zh32ydun">
         <w:r>
           <w:rPr>
             <w:rFonts w:ascii="Arial" w:cs="Arial" w:eastAsia="Arial" w:hAnsi="Arial"/>
